--- a/Project Proposal/Project_Proposal_final.docx
+++ b/Project Proposal/Project_Proposal_final.docx
@@ -1,6 +1,6 @@
 
 <file path=word/document.xml><?xml version="1.0" encoding="utf-8"?>
-<w:document xmlns:wpc="http://schemas.microsoft.com/office/word/2010/wordprocessingCanvas" xmlns:cx="http://schemas.microsoft.com/office/drawing/2014/chartex" xmlns:cx1="http://schemas.microsoft.com/office/drawing/2015/9/8/chartex" xmlns:cx2="http://schemas.microsoft.com/office/drawing/2015/10/21/chartex" xmlns:cx3="http://schemas.microsoft.com/office/drawing/2016/5/9/chartex" xmlns:cx4="http://schemas.microsoft.com/office/drawing/2016/5/10/chartex" xmlns:cx5="http://schemas.microsoft.com/office/drawing/2016/5/11/chartex" xmlns:cx6="http://schemas.microsoft.com/office/drawing/2016/5/12/chartex" xmlns:cx7="http://schemas.microsoft.com/office/drawing/2016/5/13/chartex" xmlns:cx8="http://schemas.microsoft.com/office/drawing/2016/5/14/chartex" xmlns:mc="http://schemas.openxmlformats.org/markup-compatibility/2006" xmlns:aink="http://schemas.microsoft.com/office/drawing/2016/ink" xmlns:am3d="http://schemas.microsoft.com/office/drawing/2017/model3d" xmlns:o="urn:schemas-microsoft-com:office:office" xmlns:oel="http://schemas.microsoft.com/office/2019/extlst" xmlns:r="http://schemas.openxmlformats.org/officeDocument/2006/relationships" xmlns:m="http://schemas.openxmlformats.org/officeDocument/2006/math" xmlns:v="urn:schemas-microsoft-com:vml" xmlns:wp14="http://schemas.microsoft.com/office/word/2010/wordprocessingDrawing" xmlns:wp="http://schemas.openxmlformats.org/drawingml/2006/wordprocessingDrawing" xmlns:w10="urn:schemas-microsoft-com:office:word" xmlns:w="http://schemas.openxmlformats.org/wordprocessingml/2006/main" xmlns:w14="http://schemas.microsoft.com/office/word/2010/wordml" xmlns:w15="http://schemas.microsoft.com/office/word/2012/wordml" xmlns:w16cex="http://schemas.microsoft.com/office/word/2018/wordml/cex" xmlns:w16cid="http://schemas.microsoft.com/office/word/2016/wordml/cid" xmlns:w16="http://schemas.microsoft.com/office/word/2018/wordml" xmlns:w16du="http://schemas.microsoft.com/office/word/2023/wordml/word16du" xmlns:w16sdtdh="http://schemas.microsoft.com/office/word/2020/wordml/sdtdatahash" xmlns:w16sdtfl="http://schemas.microsoft.com/office/word/2024/wordml/sdtformatlock" xmlns:w16se="http://schemas.microsoft.com/office/word/2015/wordml/symex" xmlns:wpg="http://schemas.microsoft.com/office/word/2010/wordprocessingGroup" xmlns:wpi="http://schemas.microsoft.com/office/word/2010/wordprocessingInk" xmlns:wne="http://schemas.microsoft.com/office/word/2006/wordml" xmlns:wps="http://schemas.microsoft.com/office/word/2010/wordprocessingShape" mc:Ignorable="w14 w15 w16se w16cid w16 w16cex w16sdtdh w16sdtfl w16du wp14">
+<w:document xmlns:wpc="http://schemas.microsoft.com/office/word/2010/wordprocessingCanvas" xmlns:cx="http://schemas.microsoft.com/office/drawing/2014/chartex" xmlns:cx1="http://schemas.microsoft.com/office/drawing/2015/9/8/chartex" xmlns:mc="http://schemas.openxmlformats.org/markup-compatibility/2006" xmlns:o="urn:schemas-microsoft-com:office:office" xmlns:r="http://schemas.openxmlformats.org/officeDocument/2006/relationships" xmlns:m="http://schemas.openxmlformats.org/officeDocument/2006/math" xmlns:v="urn:schemas-microsoft-com:vml" xmlns:wp14="http://schemas.microsoft.com/office/word/2010/wordprocessingDrawing" xmlns:wp="http://schemas.openxmlformats.org/drawingml/2006/wordprocessingDrawing" xmlns:w10="urn:schemas-microsoft-com:office:word" xmlns:w="http://schemas.openxmlformats.org/wordprocessingml/2006/main" xmlns:w14="http://schemas.microsoft.com/office/word/2010/wordml" xmlns:w15="http://schemas.microsoft.com/office/word/2012/wordml" xmlns:w16se="http://schemas.microsoft.com/office/word/2015/wordml/symex" xmlns:wpg="http://schemas.microsoft.com/office/word/2010/wordprocessingGroup" xmlns:wpi="http://schemas.microsoft.com/office/word/2010/wordprocessingInk" xmlns:wne="http://schemas.microsoft.com/office/word/2006/wordml" xmlns:wps="http://schemas.microsoft.com/office/word/2010/wordprocessingShape" mc:Ignorable="w14 w15 w16se wp14">
   <w:body>
     <w:p>
       <w:pPr>
@@ -69,10 +69,10 @@
       </w:pPr>
       <w:r>
         <w:object w:dxaOrig="2936" w:dyaOrig="2996" w14:anchorId="3AA1DB86">
-          <v:rect id="rectole0000000000" o:spid="_x0000_i1025" style="width:147pt;height:150pt" o:ole="" o:preferrelative="t" stroked="f">
+          <v:rect id="rectole0000000000" o:spid="_x0000_i1025" style="width:147.05pt;height:150.15pt" o:ole="" o:preferrelative="t" stroked="f">
             <v:imagedata r:id="rId6" o:title=""/>
           </v:rect>
-          <o:OLEObject Type="Embed" ProgID="StaticMetafile" ShapeID="rectole0000000000" DrawAspect="Content" ObjectID="_1821598849" r:id="rId7"/>
+          <o:OLEObject Type="Embed" ProgID="StaticMetafile" ShapeID="rectole0000000000" DrawAspect="Content" ObjectID="_1839769593" r:id="rId7"/>
         </w:object>
       </w:r>
     </w:p>
@@ -452,26 +452,81 @@
         <w:t xml:space="preserve"> </w:t>
       </w:r>
     </w:p>
-    <w:p>
-      <w:pPr>
-        <w:pStyle w:val="Heading3"/>
-        <w:rPr>
-          <w:sz w:val="24"/>
-        </w:rPr>
-      </w:pPr>
-      <w:bookmarkStart w:id="15" w:name="_Toc49535462"/>
-      <w:bookmarkStart w:id="16" w:name="_Toc49535557"/>
-      <w:bookmarkEnd w:id="0"/>
-      <w:bookmarkEnd w:id="1"/>
-      <w:bookmarkEnd w:id="2"/>
-      <w:bookmarkEnd w:id="3"/>
-      <w:bookmarkEnd w:id="4"/>
-    </w:p>
-    <w:bookmarkEnd w:id="15"/>
-    <w:bookmarkEnd w:id="16"/>
+    <w:bookmarkEnd w:id="0"/>
+    <w:bookmarkEnd w:id="1"/>
+    <w:bookmarkEnd w:id="2"/>
+    <w:bookmarkEnd w:id="3"/>
+    <w:bookmarkEnd w:id="4"/>
     <w:p/>
-    <w:p/>
-    <w:p/>
+    <w:p>
+      <w:r>
+        <w:tab/>
+      </w:r>
+      <w:r>
+        <w:tab/>
+      </w:r>
+      <w:r>
+        <w:tab/>
+      </w:r>
+      <w:r>
+        <w:tab/>
+      </w:r>
+      <w:r>
+        <w:tab/>
+      </w:r>
+      <w:r>
+        <w:tab/>
+      </w:r>
+      <w:r>
+        <w:tab/>
+      </w:r>
+      <w:r>
+        <w:rPr>
+          <w:noProof/>
+        </w:rPr>
+        <w:drawing>
+          <wp:inline distT="0" distB="0" distL="0" distR="0" wp14:anchorId="05661EA2" wp14:editId="2C33A449">
+            <wp:extent cx="1744493" cy="713077"/>
+            <wp:effectExtent l="0" t="0" r="0" b="0"/>
+            <wp:docPr id="1" name="Picture 1"/>
+            <wp:cNvGraphicFramePr>
+              <a:graphicFrameLocks xmlns:a="http://schemas.openxmlformats.org/drawingml/2006/main" noChangeAspect="1"/>
+            </wp:cNvGraphicFramePr>
+            <a:graphic xmlns:a="http://schemas.openxmlformats.org/drawingml/2006/main">
+              <a:graphicData uri="http://schemas.openxmlformats.org/drawingml/2006/picture">
+                <pic:pic xmlns:pic="http://schemas.openxmlformats.org/drawingml/2006/picture">
+                  <pic:nvPicPr>
+                    <pic:cNvPr id="1" name="sir-aamir-sign.jpg"/>
+                    <pic:cNvPicPr/>
+                  </pic:nvPicPr>
+                  <pic:blipFill>
+                    <a:blip r:embed="rId8">
+                      <a:extLst>
+                        <a:ext uri="{28A0092B-C50C-407E-A947-70E740481C1C}">
+                          <a14:useLocalDpi xmlns:a14="http://schemas.microsoft.com/office/drawing/2010/main" val="0"/>
+                        </a:ext>
+                      </a:extLst>
+                    </a:blip>
+                    <a:stretch>
+                      <a:fillRect/>
+                    </a:stretch>
+                  </pic:blipFill>
+                  <pic:spPr>
+                    <a:xfrm>
+                      <a:off x="0" y="0"/>
+                      <a:ext cx="1756214" cy="717868"/>
+                    </a:xfrm>
+                    <a:prstGeom prst="rect">
+                      <a:avLst/>
+                    </a:prstGeom>
+                  </pic:spPr>
+                </pic:pic>
+              </a:graphicData>
+            </a:graphic>
+          </wp:inline>
+        </w:drawing>
+      </w:r>
+    </w:p>
     <w:p>
       <w:pPr>
         <w:pStyle w:val="Heading3"/>
@@ -533,6 +588,8 @@
         </w:rPr>
         <w:t>Project Manager’s Signature</w:t>
       </w:r>
+      <w:bookmarkStart w:id="15" w:name="_GoBack"/>
+      <w:bookmarkEnd w:id="15"/>
     </w:p>
     <w:p/>
     <w:p/>
@@ -1227,22 +1284,44 @@
           <w:numId w:val="4"/>
         </w:numPr>
       </w:pPr>
-      <w:bookmarkStart w:id="17" w:name="_Ref210552076"/>
-      <w:bookmarkStart w:id="18" w:name="_Toc210727099"/>
+      <w:bookmarkStart w:id="16" w:name="_Ref210552076"/>
+      <w:bookmarkStart w:id="17" w:name="_Toc210727099"/>
       <w:r>
         <w:lastRenderedPageBreak/>
         <w:t>Abstract</w:t>
       </w:r>
+      <w:bookmarkEnd w:id="16"/>
       <w:bookmarkEnd w:id="17"/>
-      <w:bookmarkEnd w:id="18"/>
     </w:p>
     <w:p>
       <w:pPr>
         <w:pStyle w:val="NormalWeb"/>
         <w:jc w:val="both"/>
       </w:pPr>
-      <w:r>
-        <w:t>Hospitals often face inefficiencies due to manual data handling and reliance on staff for recording patient information. This project proposes an AI-powered Hospital Information Management System (HIMS) that captures doctor–patient conversations, automatically extracts key medical details such as symptoms, diagnoses, and treatments, and presents them to the doctor for confirmation before securely storing them in a centralized database. The system also provides dedicated dashboards for doctors, administrators, and patients to efficiently manage and view relevant data. Additionally, it generates automated patient notes and medical summaries, improving accuracy and saving valuable time for healthcare professionals. By reducing administrative workload, enabling faster access to information, and enhancing data security, the system aims to improve the overall quality of care while promoting the integration of AI technologies into healthcare workflows.</w:t>
+      <w:bookmarkStart w:id="18" w:name="_Toc210727100"/>
+      <w:r>
+        <w:t>The AI Powered Hospital Information Management System (HIMS</w:t>
+      </w:r>
+      <w:r>
+        <w:t>-AI</w:t>
+      </w:r>
+      <w:r>
+        <w:t>) is an intelligent healthcare platform designed to modernize hospital operations through automation and digital transformation. The system integrates advanced technologies such as Artificial Intelligence and voice recognition to improve efficiency, reduce manual workload, and enhance patient care. One of the core features of the system is voice-based consultation recording, which automatically converts patient-doctor conversations into structured medical reports and SOAP notes. This minimizes documentation time and allows healthcare professionals to focus more on patient treatment.</w:t>
+      </w:r>
+    </w:p>
+    <w:p>
+      <w:pPr>
+        <w:pStyle w:val="NormalWeb"/>
+        <w:jc w:val="both"/>
+      </w:pPr>
+      <w:r>
+        <w:t>The platform also provides smart appointment scheduling with real-time queue tracking, enabling patients to monitor their turn and arrive at the hospital only when needed. Additional functionalities include digital medical record management, prescription history tracking, direct communication between patients and doctors, and transparent billing services. By centralizing healthcare processes into a single digital system, the proposed HIMS</w:t>
+      </w:r>
+      <w:r>
+        <w:t>-AI</w:t>
+      </w:r>
+      <w:r>
+        <w:t xml:space="preserve"> improves hospital workflow, saves time, enhances accuracy, and creates a more convenient healthcare experience for both patients and medical staff.</w:t>
       </w:r>
     </w:p>
     <w:p>
@@ -1253,11 +1332,10 @@
           <w:numId w:val="4"/>
         </w:numPr>
       </w:pPr>
-      <w:bookmarkStart w:id="19" w:name="_Toc210727100"/>
       <w:r>
         <w:t>Background and Justification</w:t>
       </w:r>
-      <w:bookmarkEnd w:id="19"/>
+      <w:bookmarkEnd w:id="18"/>
     </w:p>
     <w:p>
       <w:pPr>
@@ -1339,16 +1417,65 @@
     <w:p>
       <w:pPr>
         <w:pStyle w:val="NormalWeb"/>
+        <w:numPr>
+          <w:ilvl w:val="0"/>
+          <w:numId w:val="17"/>
+        </w:numPr>
         <w:jc w:val="both"/>
       </w:pPr>
       <w:r>
+        <w:rPr>
+          <w:b/>
+        </w:rPr>
+        <w:t>Appointment Management</w:t>
+      </w:r>
+      <w:r>
+        <w:t>: Real-time queue tracking and appointment management help minimize overcrowding and waiting time in hospitals.</w:t>
+      </w:r>
+    </w:p>
+    <w:p>
+      <w:pPr>
+        <w:pStyle w:val="NormalWeb"/>
+        <w:numPr>
+          <w:ilvl w:val="0"/>
+          <w:numId w:val="17"/>
+        </w:numPr>
+        <w:jc w:val="both"/>
+      </w:pPr>
+      <w:r>
+        <w:rPr>
+          <w:b/>
+        </w:rPr>
+        <w:t>Medical History</w:t>
+      </w:r>
+      <w:r>
+        <w:t>:</w:t>
+      </w:r>
+      <w:r>
+        <w:t xml:space="preserve"> Digital record management ensures easy and secure access to patient history, prescriptions, and billing information.</w:t>
+      </w:r>
+    </w:p>
+    <w:p>
+      <w:pPr>
+        <w:pStyle w:val="NormalWeb"/>
+        <w:jc w:val="both"/>
+      </w:pPr>
+      <w:r>
         <w:t>“</w:t>
       </w:r>
       <w:r>
         <w:t>The core idea is to improve accuracy wh</w:t>
       </w:r>
       <w:r>
-        <w:t xml:space="preserve">ile keeping doctors in control, </w:t>
+        <w:t xml:space="preserve">ile keeping doctors in </w:t>
+      </w:r>
+      <w:proofErr w:type="gramStart"/>
+      <w:r>
+        <w:t>control,</w:t>
+      </w:r>
+      <w:proofErr w:type="gramEnd"/>
+      <w:r>
+        <w:t xml:space="preserve"> </w:t>
       </w:r>
       <w:r>
         <w:t>reduce time spent on repetitive documentation, and make healthcare records accessible and consistent across visits</w:t>
@@ -1369,7 +1496,11 @@
         <w:t>isper AI for transcription, spac</w:t>
       </w:r>
       <w:r>
-        <w:t xml:space="preserve">y/Med7 for medical entity recognition, React and Django for system development, and PostgreSQL for secure data storage, this solution is robust and adaptable to modern healthcare needs. </w:t>
+        <w:t xml:space="preserve">y/Med7 for medical entity recognition, React and Django for system development, and PostgreSQL for secure data </w:t>
+      </w:r>
+      <w:r>
+        <w:lastRenderedPageBreak/>
+        <w:t xml:space="preserve">storage, this solution is robust and adaptable to modern healthcare needs. </w:t>
       </w:r>
       <w:r>
         <w:t>“</w:t>
@@ -1395,19 +1526,18 @@
           <w:numId w:val="4"/>
         </w:numPr>
       </w:pPr>
-      <w:bookmarkStart w:id="20" w:name="_Toc210727101"/>
-      <w:r>
-        <w:lastRenderedPageBreak/>
+      <w:bookmarkStart w:id="19" w:name="_Toc210727101"/>
+      <w:r>
         <w:t>Research Methodology</w:t>
       </w:r>
-      <w:bookmarkEnd w:id="20"/>
+      <w:bookmarkEnd w:id="19"/>
     </w:p>
     <w:p>
       <w:pPr>
         <w:pStyle w:val="NormalWeb"/>
         <w:jc w:val="both"/>
       </w:pPr>
-      <w:bookmarkStart w:id="21" w:name="_Toc49535565"/>
+      <w:bookmarkStart w:id="20" w:name="_Toc49535565"/>
       <w:r>
         <w:t>The research methodology for this project is structured into sequential steps to ensure systematic development and evaluation of the proposed hospital management system with AI-assisted note-taking. The first step involves requirement gathering and system design, where workflows of doctors, assistants, and patients will be studied to identify data flow, challenges in multilingual conversation, and necessary features. This phase will be followed by designing the system architecture, including the AI/NLP module, backend, frontend, and database schema.</w:t>
       </w:r>
@@ -1456,12 +1586,12 @@
           <w:numId w:val="4"/>
         </w:numPr>
       </w:pPr>
-      <w:bookmarkStart w:id="22" w:name="_Toc210727102"/>
+      <w:bookmarkStart w:id="21" w:name="_Toc210727102"/>
       <w:r>
         <w:t>Project Scope</w:t>
       </w:r>
+      <w:bookmarkEnd w:id="20"/>
       <w:bookmarkEnd w:id="21"/>
-      <w:bookmarkEnd w:id="22"/>
     </w:p>
     <w:p>
       <w:pPr>
@@ -1531,10 +1661,40 @@
         <w:rPr>
           <w:rStyle w:val="Strong"/>
         </w:rPr>
-        <w:t>Centralized Patient Record Management:</w:t>
-      </w:r>
-      <w:r>
-        <w:t xml:space="preserve"> Hospitals can maintain structured medical histories, accessible to authorized staff across visits.</w:t>
+        <w:t>Smart Appointment and Queue Management:</w:t>
+      </w:r>
+      <w:r>
+        <w:t xml:space="preserve"> </w:t>
+      </w:r>
+      <w:r>
+        <w:t>Patients can book appointments on a first-come-first-serve basis and monitor their queue position in real-time to minimize hospital</w:t>
+      </w:r>
+      <w:r>
+        <w:t xml:space="preserve"> waiting time and overcrowding.</w:t>
+      </w:r>
+    </w:p>
+    <w:p>
+      <w:pPr>
+        <w:pStyle w:val="NormalWeb"/>
+        <w:numPr>
+          <w:ilvl w:val="0"/>
+          <w:numId w:val="18"/>
+        </w:numPr>
+      </w:pPr>
+      <w:r>
+        <w:rPr>
+          <w:rStyle w:val="Strong"/>
+        </w:rPr>
+        <w:t>Controlled Patient Self-Registration:</w:t>
+      </w:r>
+      <w:r>
+        <w:t xml:space="preserve"> </w:t>
+      </w:r>
+      <w:r>
+        <w:t>Patients can create their own accounts through the registration system; however, the accounts will remain inactive until verified and approved by authorized hospital staff to ensure security and authe</w:t>
+      </w:r>
+      <w:r>
+        <w:t>nticity of patient information.</w:t>
       </w:r>
     </w:p>
     <w:p>
@@ -1550,16 +1710,10 @@
         <w:rPr>
           <w:rStyle w:val="Strong"/>
         </w:rPr>
-        <w:t>Integrated Staff Dashboard:</w:t>
-      </w:r>
-      <w:r>
-        <w:t xml:space="preserve"> </w:t>
-      </w:r>
-      <w:r>
-        <w:t>“</w:t>
-      </w:r>
-      <w:r>
-        <w:t>Enables staff to verify or edit AI-suggested notes, manage patient data, and oversee hospital operations such as scheduling and reporting.</w:t>
+        <w:t>Centralized Patient Record Management:</w:t>
+      </w:r>
+      <w:r>
+        <w:t xml:space="preserve"> Hospitals can maintain structured medical histories, accessible to authorized staff across visits.</w:t>
       </w:r>
     </w:p>
     <w:p>
@@ -1575,19 +1729,16 @@
         <w:rPr>
           <w:rStyle w:val="Strong"/>
         </w:rPr>
-        <w:t>Secure Patient Access:</w:t>
-      </w:r>
-      <w:r>
-        <w:t xml:space="preserve"> Patients can receive their reports digitally through their profile or via staff-provided printed documents</w:t>
-      </w:r>
-      <w:r>
-        <w:t xml:space="preserve"> [7]</w:t>
-      </w:r>
-      <w:r>
-        <w:t>.</w:t>
-      </w:r>
-      <w:r>
-        <w:t>”</w:t>
+        <w:t>Prescription Management System:</w:t>
+      </w:r>
+      <w:r>
+        <w:t xml:space="preserve"> </w:t>
+      </w:r>
+      <w:r>
+        <w:t xml:space="preserve">The platform stores doctor-specific prescription history, allowing healthcare providers to review previous medications and treatment </w:t>
+      </w:r>
+      <w:r>
+        <w:t>records for continuity of care.</w:t>
       </w:r>
     </w:p>
     <w:p>
@@ -1603,15 +1754,133 @@
         <w:rPr>
           <w:rStyle w:val="Strong"/>
         </w:rPr>
-        <w:t>Data Analytics for Hospitals:</w:t>
-      </w:r>
-      <w:r>
-        <w:t xml:space="preserve"> Aggregated data helps identify trends in patient issues, treatment effectiveness, and administrative workload.</w:t>
+        <w:lastRenderedPageBreak/>
+        <w:t>Integrated Staff Dashboard:</w:t>
+      </w:r>
+      <w:r>
+        <w:t xml:space="preserve"> Enables staff to verify or edit AI-suggested notes, manage patient data, and oversee hospital operations such as scheduling and reporting.</w:t>
       </w:r>
     </w:p>
     <w:p>
       <w:pPr>
         <w:pStyle w:val="NormalWeb"/>
+        <w:numPr>
+          <w:ilvl w:val="0"/>
+          <w:numId w:val="18"/>
+        </w:numPr>
+      </w:pPr>
+      <w:r>
+        <w:rPr>
+          <w:rStyle w:val="Strong"/>
+        </w:rPr>
+        <w:t>Integrated Communication Module:</w:t>
+      </w:r>
+      <w:r>
+        <w:t xml:space="preserve"> </w:t>
+      </w:r>
+      <w:r>
+        <w:t>The system provides a secure messaging platform for healthcare-related communication, follow-ups, notifications, and information exchange within the h</w:t>
+      </w:r>
+      <w:r>
+        <w:t>ospital management environment.</w:t>
+      </w:r>
+    </w:p>
+    <w:p>
+      <w:pPr>
+        <w:pStyle w:val="NormalWeb"/>
+        <w:numPr>
+          <w:ilvl w:val="0"/>
+          <w:numId w:val="18"/>
+        </w:numPr>
+        <w:jc w:val="both"/>
+      </w:pPr>
+      <w:r>
+        <w:rPr>
+          <w:rStyle w:val="Strong"/>
+        </w:rPr>
+        <w:t>Secure Patient Access:</w:t>
+      </w:r>
+      <w:r>
+        <w:t xml:space="preserve"> </w:t>
+      </w:r>
+      <w:r>
+        <w:t>“</w:t>
+      </w:r>
+      <w:r>
+        <w:t>Patients can receive their reports digitally through their profile or via staff-provided printed documents</w:t>
+      </w:r>
+      <w:r>
+        <w:t xml:space="preserve"> [7]</w:t>
+      </w:r>
+      <w:r>
+        <w:t>.</w:t>
+      </w:r>
+      <w:r>
+        <w:t>”</w:t>
+      </w:r>
+    </w:p>
+    <w:p>
+      <w:pPr>
+        <w:pStyle w:val="NormalWeb"/>
+        <w:numPr>
+          <w:ilvl w:val="0"/>
+          <w:numId w:val="18"/>
+        </w:numPr>
+        <w:jc w:val="both"/>
+      </w:pPr>
+      <w:r>
+        <w:rPr>
+          <w:rStyle w:val="Strong"/>
+        </w:rPr>
+        <w:t>Transparent Billing and Report Access:</w:t>
+      </w:r>
+      <w:r>
+        <w:t xml:space="preserve"> </w:t>
+      </w:r>
+      <w:r>
+        <w:t>Patients can access billing information, payment details, and downloadable medical reports di</w:t>
+      </w:r>
+      <w:r>
+        <w:t>gitally through their accounts.</w:t>
+      </w:r>
+    </w:p>
+    <w:p>
+      <w:pPr>
+        <w:pStyle w:val="NormalWeb"/>
+        <w:numPr>
+          <w:ilvl w:val="0"/>
+          <w:numId w:val="18"/>
+        </w:numPr>
+        <w:jc w:val="both"/>
+      </w:pPr>
+      <w:r>
+        <w:rPr>
+          <w:rStyle w:val="Strong"/>
+        </w:rPr>
+        <w:t>Healthcare Data Analysis:</w:t>
+      </w:r>
+      <w:r>
+        <w:t xml:space="preserve"> </w:t>
+      </w:r>
+      <w:r>
+        <w:t xml:space="preserve">Aggregated hospital data </w:t>
+      </w:r>
+      <w:proofErr w:type="gramStart"/>
+      <w:r>
+        <w:t>can be used</w:t>
+      </w:r>
+      <w:proofErr w:type="gramEnd"/>
+      <w:r>
+        <w:t xml:space="preserve"> to analyze patient trends, workload distribution, consultation frequen</w:t>
+      </w:r>
+      <w:r>
+        <w:t>cy, and operational efficiency.</w:t>
+      </w:r>
+    </w:p>
+    <w:p>
+      <w:pPr>
+        <w:pStyle w:val="NormalWeb"/>
+        <w:ind w:left="360"/>
         <w:jc w:val="both"/>
       </w:pPr>
       <w:r>
@@ -1634,10 +1903,24 @@
         <w:rPr>
           <w:rStyle w:val="Strong"/>
         </w:rPr>
-        <w:t>Full Clinical Decision-Making:</w:t>
-      </w:r>
-      <w:r>
-        <w:t xml:space="preserve"> The system does not recommend treatments or prescribe medicines; it only records and structures doctor-validated information.</w:t>
+        <w:t>Autonomous Medical Decision-Making:</w:t>
+      </w:r>
+      <w:r>
+        <w:t xml:space="preserve"> </w:t>
+      </w:r>
+      <w:r>
+        <w:t xml:space="preserve">The system will </w:t>
+      </w:r>
+      <w:proofErr w:type="gramStart"/>
+      <w:r>
+        <w:t>not independently</w:t>
+      </w:r>
+      <w:proofErr w:type="gramEnd"/>
+      <w:r>
+        <w:t xml:space="preserve"> diagnose diseases, prescribe medicines, or recommend treatments without d</w:t>
+      </w:r>
+      <w:r>
+        <w:t>octor involvement and approval.</w:t>
       </w:r>
     </w:p>
     <w:p>
@@ -1672,11 +1955,10 @@
         <w:rPr>
           <w:rStyle w:val="Strong"/>
         </w:rPr>
-        <w:lastRenderedPageBreak/>
-        <w:t>Self-Registration by Patients:</w:t>
-      </w:r>
-      <w:r>
-        <w:t xml:space="preserve"> Initial patient accounts will be created by hospital staff; self-service registration will not be included in the current scope.</w:t>
+        <w:t>Non-Medical Hospital Operations:</w:t>
+      </w:r>
+      <w:r>
+        <w:t xml:space="preserve"> The system will not handle unrelated tasks such as payroll, pharmacy stock management, or facility maintenance.</w:t>
       </w:r>
     </w:p>
     <w:p>
@@ -1692,10 +1974,71 @@
         <w:rPr>
           <w:rStyle w:val="Strong"/>
         </w:rPr>
-        <w:t>Non-Medical Hospital Operations:</w:t>
-      </w:r>
-      <w:r>
-        <w:t xml:space="preserve"> The system will not handle unrelated tasks such as payroll, pharmacy stock management, or facility maintenance.</w:t>
+        <w:t>Emergency Response Management:</w:t>
+      </w:r>
+      <w:r>
+        <w:t xml:space="preserve"> </w:t>
+      </w:r>
+      <w:r>
+        <w:t xml:space="preserve">The platform </w:t>
+      </w:r>
+      <w:proofErr w:type="gramStart"/>
+      <w:r>
+        <w:t>is not intended</w:t>
+      </w:r>
+      <w:proofErr w:type="gramEnd"/>
+      <w:r>
+        <w:t xml:space="preserve"> to function as an emergency dispatch or</w:t>
+      </w:r>
+      <w:r>
+        <w:t xml:space="preserve"> ambulance coordination system.</w:t>
+      </w:r>
+    </w:p>
+    <w:p>
+      <w:pPr>
+        <w:pStyle w:val="NormalWeb"/>
+        <w:numPr>
+          <w:ilvl w:val="0"/>
+          <w:numId w:val="19"/>
+        </w:numPr>
+        <w:jc w:val="both"/>
+      </w:pPr>
+      <w:r>
+        <w:rPr>
+          <w:rStyle w:val="Strong"/>
+        </w:rPr>
+        <w:t>Advanced AI Disease Prediction:</w:t>
+      </w:r>
+      <w:r>
+        <w:t xml:space="preserve"> </w:t>
+      </w:r>
+      <w:r>
+        <w:t xml:space="preserve">The current version of the system will not include predictive analytics for disease forecasting or automated medical risk </w:t>
+      </w:r>
+      <w:r>
+        <w:t>assessment.</w:t>
+      </w:r>
+    </w:p>
+    <w:p>
+      <w:pPr>
+        <w:pStyle w:val="NormalWeb"/>
+        <w:numPr>
+          <w:ilvl w:val="0"/>
+          <w:numId w:val="19"/>
+        </w:numPr>
+        <w:jc w:val="both"/>
+      </w:pPr>
+      <w:r>
+        <w:rPr>
+          <w:rStyle w:val="Strong"/>
+        </w:rPr>
+        <w:t>Multilingual Limitation:</w:t>
+      </w:r>
+      <w:r>
+        <w:t xml:space="preserve"> The system currently supports English, Urdu, and Punjabi only and does not provide support for additional regional or international languages</w:t>
+      </w:r>
+      <w:r>
+        <w:t xml:space="preserve"> in the present implementation.</w:t>
       </w:r>
     </w:p>
     <w:p>
@@ -1706,11 +2049,11 @@
           <w:numId w:val="4"/>
         </w:numPr>
       </w:pPr>
-      <w:bookmarkStart w:id="23" w:name="_Toc210727103"/>
+      <w:bookmarkStart w:id="22" w:name="_Toc210727103"/>
       <w:r>
         <w:t>High level Project Plan</w:t>
       </w:r>
-      <w:bookmarkEnd w:id="23"/>
+      <w:bookmarkEnd w:id="22"/>
     </w:p>
     <w:p/>
     <w:p>
@@ -1729,7 +2072,7 @@
             <wp:cNvGraphicFramePr/>
             <a:graphic xmlns:a="http://schemas.openxmlformats.org/drawingml/2006/main">
               <a:graphicData uri="http://schemas.openxmlformats.org/drawingml/2006/chart">
-                <c:chart xmlns:c="http://schemas.openxmlformats.org/drawingml/2006/chart" xmlns:r="http://schemas.openxmlformats.org/officeDocument/2006/relationships" r:id="rId8"/>
+                <c:chart xmlns:c="http://schemas.openxmlformats.org/drawingml/2006/chart" xmlns:r="http://schemas.openxmlformats.org/officeDocument/2006/relationships" r:id="rId9"/>
               </a:graphicData>
             </a:graphic>
           </wp:inline>
@@ -1754,11 +2097,12 @@
           <w:numId w:val="4"/>
         </w:numPr>
       </w:pPr>
-      <w:bookmarkStart w:id="24" w:name="_Toc210727104"/>
-      <w:r>
+      <w:bookmarkStart w:id="23" w:name="_Toc210727104"/>
+      <w:r>
+        <w:lastRenderedPageBreak/>
         <w:t>References</w:t>
       </w:r>
-      <w:bookmarkEnd w:id="24"/>
+      <w:bookmarkEnd w:id="23"/>
     </w:p>
     <w:p>
       <w:pPr>
@@ -1804,7 +2148,7 @@
         </w:rPr>
         <w:t xml:space="preserve">. Retrieved from Springer Nature Link: </w:t>
       </w:r>
-      <w:hyperlink r:id="rId9" w:history="1">
+      <w:hyperlink r:id="rId10" w:history="1">
         <w:r>
           <w:rPr>
             <w:rStyle w:val="Hyperlink"/>
@@ -1864,7 +2208,7 @@
           <w:noProof/>
         </w:rPr>
       </w:pPr>
-      <w:hyperlink r:id="rId10" w:history="1">
+      <w:hyperlink r:id="rId11" w:history="1">
         <w:r>
           <w:rPr>
             <w:rStyle w:val="Hyperlink"/>
@@ -1910,7 +2254,7 @@
         </w:rPr>
         <w:t xml:space="preserve">. Retrieved from JABFM: </w:t>
       </w:r>
-      <w:hyperlink r:id="rId11" w:history="1">
+      <w:hyperlink r:id="rId12" w:history="1">
         <w:r>
           <w:rPr>
             <w:rStyle w:val="Hyperlink"/>
@@ -1956,7 +2300,7 @@
         </w:rPr>
         <w:t xml:space="preserve">. Retrieved from ACL Anthology: </w:t>
       </w:r>
-      <w:hyperlink r:id="rId12" w:history="1">
+      <w:hyperlink r:id="rId13" w:history="1">
         <w:r>
           <w:rPr>
             <w:rStyle w:val="Hyperlink"/>
@@ -2003,7 +2347,7 @@
         </w:rPr>
         <w:t xml:space="preserve">. (2018, October 16). Retrieved from npj digital medicine : </w:t>
       </w:r>
-      <w:hyperlink r:id="rId13" w:history="1">
+      <w:hyperlink r:id="rId14" w:history="1">
         <w:r>
           <w:rPr>
             <w:rStyle w:val="Hyperlink"/>
@@ -2024,7 +2368,7 @@
 </file>
 
 <file path=word/numbering.xml><?xml version="1.0" encoding="utf-8"?>
-<w:numbering xmlns:wpc="http://schemas.microsoft.com/office/word/2010/wordprocessingCanvas" xmlns:cx="http://schemas.microsoft.com/office/drawing/2014/chartex" xmlns:cx1="http://schemas.microsoft.com/office/drawing/2015/9/8/chartex" xmlns:cx2="http://schemas.microsoft.com/office/drawing/2015/10/21/chartex" xmlns:cx3="http://schemas.microsoft.com/office/drawing/2016/5/9/chartex" xmlns:cx4="http://schemas.microsoft.com/office/drawing/2016/5/10/chartex" xmlns:cx5="http://schemas.microsoft.com/office/drawing/2016/5/11/chartex" xmlns:cx6="http://schemas.microsoft.com/office/drawing/2016/5/12/chartex" xmlns:cx7="http://schemas.microsoft.com/office/drawing/2016/5/13/chartex" xmlns:cx8="http://schemas.microsoft.com/office/drawing/2016/5/14/chartex" xmlns:mc="http://schemas.openxmlformats.org/markup-compatibility/2006" xmlns:aink="http://schemas.microsoft.com/office/drawing/2016/ink" xmlns:am3d="http://schemas.microsoft.com/office/drawing/2017/model3d" xmlns:o="urn:schemas-microsoft-com:office:office" xmlns:oel="http://schemas.microsoft.com/office/2019/extlst" xmlns:r="http://schemas.openxmlformats.org/officeDocument/2006/relationships" xmlns:m="http://schemas.openxmlformats.org/officeDocument/2006/math" xmlns:v="urn:schemas-microsoft-com:vml" xmlns:wp14="http://schemas.microsoft.com/office/word/2010/wordprocessingDrawing" xmlns:wp="http://schemas.openxmlformats.org/drawingml/2006/wordprocessingDrawing" xmlns:w10="urn:schemas-microsoft-com:office:word" xmlns:w="http://schemas.openxmlformats.org/wordprocessingml/2006/main" xmlns:w14="http://schemas.microsoft.com/office/word/2010/wordml" xmlns:w15="http://schemas.microsoft.com/office/word/2012/wordml" xmlns:w16cex="http://schemas.microsoft.com/office/word/2018/wordml/cex" xmlns:w16cid="http://schemas.microsoft.com/office/word/2016/wordml/cid" xmlns:w16="http://schemas.microsoft.com/office/word/2018/wordml" xmlns:w16du="http://schemas.microsoft.com/office/word/2023/wordml/word16du" xmlns:w16sdtdh="http://schemas.microsoft.com/office/word/2020/wordml/sdtdatahash" xmlns:w16sdtfl="http://schemas.microsoft.com/office/word/2024/wordml/sdtformatlock" xmlns:w16se="http://schemas.microsoft.com/office/word/2015/wordml/symex" xmlns:wpg="http://schemas.microsoft.com/office/word/2010/wordprocessingGroup" xmlns:wpi="http://schemas.microsoft.com/office/word/2010/wordprocessingInk" xmlns:wne="http://schemas.microsoft.com/office/word/2006/wordml" xmlns:wps="http://schemas.microsoft.com/office/word/2010/wordprocessingShape" mc:Ignorable="w14 w15 w16se w16cid w16 w16cex w16sdtdh w16sdtfl w16du wp14">
+<w:numbering xmlns:wpc="http://schemas.microsoft.com/office/word/2010/wordprocessingCanvas" xmlns:cx="http://schemas.microsoft.com/office/drawing/2014/chartex" xmlns:cx1="http://schemas.microsoft.com/office/drawing/2015/9/8/chartex" xmlns:mc="http://schemas.openxmlformats.org/markup-compatibility/2006" xmlns:o="urn:schemas-microsoft-com:office:office" xmlns:r="http://schemas.openxmlformats.org/officeDocument/2006/relationships" xmlns:m="http://schemas.openxmlformats.org/officeDocument/2006/math" xmlns:v="urn:schemas-microsoft-com:vml" xmlns:wp14="http://schemas.microsoft.com/office/word/2010/wordprocessingDrawing" xmlns:wp="http://schemas.openxmlformats.org/drawingml/2006/wordprocessingDrawing" xmlns:w10="urn:schemas-microsoft-com:office:word" xmlns:w="http://schemas.openxmlformats.org/wordprocessingml/2006/main" xmlns:w14="http://schemas.microsoft.com/office/word/2010/wordml" xmlns:w15="http://schemas.microsoft.com/office/word/2012/wordml" xmlns:w16se="http://schemas.microsoft.com/office/word/2015/wordml/symex" xmlns:wpg="http://schemas.microsoft.com/office/word/2010/wordprocessingGroup" xmlns:wpi="http://schemas.microsoft.com/office/word/2010/wordprocessingInk" xmlns:wne="http://schemas.microsoft.com/office/word/2006/wordml" xmlns:wps="http://schemas.microsoft.com/office/word/2010/wordprocessingShape" mc:Ignorable="w14 w15 w16se wp14">
   <w:abstractNum w:abstractNumId="0" w15:restartNumberingAfterBreak="0">
     <w:nsid w:val="03225BB1"/>
     <w:multiLevelType w:val="hybridMultilevel"/>
@@ -4287,68 +4631,68 @@
       </w:pPr>
     </w:lvl>
   </w:abstractNum>
-  <w:num w:numId="1" w16cid:durableId="2094161778">
+  <w:num w:numId="1">
     <w:abstractNumId w:val="3"/>
   </w:num>
-  <w:num w:numId="2" w16cid:durableId="2098135315">
+  <w:num w:numId="2">
     <w:abstractNumId w:val="2"/>
   </w:num>
-  <w:num w:numId="3" w16cid:durableId="1241061743">
+  <w:num w:numId="3">
     <w:abstractNumId w:val="4"/>
   </w:num>
-  <w:num w:numId="4" w16cid:durableId="430905256">
+  <w:num w:numId="4">
     <w:abstractNumId w:val="10"/>
   </w:num>
-  <w:num w:numId="5" w16cid:durableId="353578964">
+  <w:num w:numId="5">
     <w:abstractNumId w:val="11"/>
   </w:num>
-  <w:num w:numId="6" w16cid:durableId="1955626701">
+  <w:num w:numId="6">
     <w:abstractNumId w:val="14"/>
   </w:num>
-  <w:num w:numId="7" w16cid:durableId="1906723897">
+  <w:num w:numId="7">
     <w:abstractNumId w:val="0"/>
   </w:num>
-  <w:num w:numId="8" w16cid:durableId="1497183574">
+  <w:num w:numId="8">
     <w:abstractNumId w:val="17"/>
   </w:num>
-  <w:num w:numId="9" w16cid:durableId="2061785909">
+  <w:num w:numId="9">
     <w:abstractNumId w:val="15"/>
   </w:num>
-  <w:num w:numId="10" w16cid:durableId="236985703">
+  <w:num w:numId="10">
     <w:abstractNumId w:val="6"/>
   </w:num>
-  <w:num w:numId="11" w16cid:durableId="2116124188">
+  <w:num w:numId="11">
     <w:abstractNumId w:val="12"/>
   </w:num>
-  <w:num w:numId="12" w16cid:durableId="449860618">
+  <w:num w:numId="12">
     <w:abstractNumId w:val="18"/>
   </w:num>
-  <w:num w:numId="13" w16cid:durableId="205527644">
+  <w:num w:numId="13">
     <w:abstractNumId w:val="7"/>
   </w:num>
-  <w:num w:numId="14" w16cid:durableId="1809005596">
+  <w:num w:numId="14">
     <w:abstractNumId w:val="9"/>
   </w:num>
-  <w:num w:numId="15" w16cid:durableId="1523662310">
+  <w:num w:numId="15">
     <w:abstractNumId w:val="5"/>
   </w:num>
-  <w:num w:numId="16" w16cid:durableId="847478184">
+  <w:num w:numId="16">
     <w:abstractNumId w:val="13"/>
   </w:num>
-  <w:num w:numId="17" w16cid:durableId="938485846">
+  <w:num w:numId="17">
     <w:abstractNumId w:val="1"/>
   </w:num>
-  <w:num w:numId="18" w16cid:durableId="1746225185">
+  <w:num w:numId="18">
     <w:abstractNumId w:val="8"/>
   </w:num>
-  <w:num w:numId="19" w16cid:durableId="1238587159">
+  <w:num w:numId="19">
     <w:abstractNumId w:val="16"/>
   </w:num>
 </w:numbering>
 </file>
 
 <file path=word/styles.xml><?xml version="1.0" encoding="utf-8"?>
-<w:styles xmlns:mc="http://schemas.openxmlformats.org/markup-compatibility/2006" xmlns:r="http://schemas.openxmlformats.org/officeDocument/2006/relationships" xmlns:w="http://schemas.openxmlformats.org/wordprocessingml/2006/main" xmlns:w14="http://schemas.microsoft.com/office/word/2010/wordml" xmlns:w15="http://schemas.microsoft.com/office/word/2012/wordml" xmlns:w16cex="http://schemas.microsoft.com/office/word/2018/wordml/cex" xmlns:w16cid="http://schemas.microsoft.com/office/word/2016/wordml/cid" xmlns:w16="http://schemas.microsoft.com/office/word/2018/wordml" xmlns:w16du="http://schemas.microsoft.com/office/word/2023/wordml/word16du" xmlns:w16sdtdh="http://schemas.microsoft.com/office/word/2020/wordml/sdtdatahash" xmlns:w16sdtfl="http://schemas.microsoft.com/office/word/2024/wordml/sdtformatlock" xmlns:w16se="http://schemas.microsoft.com/office/word/2015/wordml/symex" mc:Ignorable="w14 w15 w16se w16cid w16 w16cex w16sdtdh w16sdtfl w16du">
+<w:styles xmlns:mc="http://schemas.openxmlformats.org/markup-compatibility/2006" xmlns:r="http://schemas.openxmlformats.org/officeDocument/2006/relationships" xmlns:w="http://schemas.openxmlformats.org/wordprocessingml/2006/main" xmlns:w14="http://schemas.microsoft.com/office/word/2010/wordml" xmlns:w15="http://schemas.microsoft.com/office/word/2012/wordml" xmlns:w16se="http://schemas.microsoft.com/office/word/2015/wordml/symex" mc:Ignorable="w14 w15 w16se">
   <w:docDefaults>
     <w:rPrDefault>
       <w:rPr>
@@ -4358,7 +4702,7 @@
     </w:rPrDefault>
     <w:pPrDefault/>
   </w:docDefaults>
-  <w:latentStyles w:defLockedState="0" w:defUIPriority="99" w:defSemiHidden="0" w:defUnhideWhenUsed="0" w:defQFormat="0" w:count="376">
+  <w:latentStyles w:defLockedState="0" w:defUIPriority="99" w:defSemiHidden="0" w:defUnhideWhenUsed="0" w:defQFormat="0" w:count="371">
     <w:lsdException w:name="Normal" w:uiPriority="0" w:qFormat="1"/>
     <w:lsdException w:name="heading 1" w:uiPriority="9" w:qFormat="1"/>
     <w:lsdException w:name="heading 2" w:uiPriority="9" w:qFormat="1"/>
@@ -4730,11 +5074,6 @@
     <w:lsdException w:name="List Table 5 Dark Accent 6" w:uiPriority="50"/>
     <w:lsdException w:name="List Table 6 Colorful Accent 6" w:uiPriority="51"/>
     <w:lsdException w:name="List Table 7 Colorful Accent 6" w:uiPriority="52"/>
-    <w:lsdException w:name="Mention" w:semiHidden="1" w:unhideWhenUsed="1"/>
-    <w:lsdException w:name="Smart Hyperlink" w:semiHidden="1" w:unhideWhenUsed="1"/>
-    <w:lsdException w:name="Hashtag" w:semiHidden="1" w:unhideWhenUsed="1"/>
-    <w:lsdException w:name="Unresolved Mention" w:semiHidden="1" w:unhideWhenUsed="1"/>
-    <w:lsdException w:name="Smart Link" w:semiHidden="1" w:unhideWhenUsed="1"/>
   </w:latentStyles>
   <w:style w:type="paragraph" w:default="1" w:styleId="Normal">
     <w:name w:val="Normal"/>
@@ -6662,7 +7001,7 @@
 </file>
 
 <file path=customXml/itemProps1.xml><?xml version="1.0" encoding="utf-8"?>
-<ds:datastoreItem xmlns:ds="http://schemas.openxmlformats.org/officeDocument/2006/customXml" ds:itemID="{8A90A013-A7E5-4879-BDD3-98787BAE1AFB}">
+<ds:datastoreItem xmlns:ds="http://schemas.openxmlformats.org/officeDocument/2006/customXml" ds:itemID="{D85AC0D4-792F-4B82-B85C-DBD268F74DD0}">
   <ds:schemaRefs>
     <ds:schemaRef ds:uri="http://schemas.openxmlformats.org/officeDocument/2006/bibliography"/>
   </ds:schemaRefs>

--- a/Project Proposal/Project_Proposal_final.docx
+++ b/Project Proposal/Project_Proposal_final.docx
@@ -69,10 +69,10 @@
       </w:pPr>
       <w:r>
         <w:object w:dxaOrig="2936" w:dyaOrig="2996" w14:anchorId="3AA1DB86">
-          <v:rect id="rectole0000000000" o:spid="_x0000_i1025" style="width:147.05pt;height:150.15pt" o:ole="" o:preferrelative="t" stroked="f">
+          <v:rect id="rectole0000000000" o:spid="_x0000_i1025" style="width:147pt;height:150pt" o:ole="" o:preferrelative="t" stroked="f">
             <v:imagedata r:id="rId6" o:title=""/>
           </v:rect>
-          <o:OLEObject Type="Embed" ProgID="StaticMetafile" ShapeID="rectole0000000000" DrawAspect="Content" ObjectID="_1839769593" r:id="rId7"/>
+          <o:OLEObject Type="Embed" ProgID="StaticMetafile" ShapeID="rectole0000000000" DrawAspect="Content" ObjectID="_1840514980" r:id="rId7"/>
         </w:object>
       </w:r>
     </w:p>
@@ -588,8 +588,6 @@
         </w:rPr>
         <w:t>Project Manager’s Signature</w:t>
       </w:r>
-      <w:bookmarkStart w:id="15" w:name="_GoBack"/>
-      <w:bookmarkEnd w:id="15"/>
     </w:p>
     <w:p/>
     <w:p/>
@@ -1284,21 +1282,21 @@
           <w:numId w:val="4"/>
         </w:numPr>
       </w:pPr>
-      <w:bookmarkStart w:id="16" w:name="_Ref210552076"/>
-      <w:bookmarkStart w:id="17" w:name="_Toc210727099"/>
+      <w:bookmarkStart w:id="15" w:name="_Ref210552076"/>
+      <w:bookmarkStart w:id="16" w:name="_Toc210727099"/>
       <w:r>
         <w:lastRenderedPageBreak/>
         <w:t>Abstract</w:t>
       </w:r>
+      <w:bookmarkEnd w:id="15"/>
       <w:bookmarkEnd w:id="16"/>
-      <w:bookmarkEnd w:id="17"/>
     </w:p>
     <w:p>
       <w:pPr>
         <w:pStyle w:val="NormalWeb"/>
         <w:jc w:val="both"/>
       </w:pPr>
-      <w:bookmarkStart w:id="18" w:name="_Toc210727100"/>
+      <w:bookmarkStart w:id="17" w:name="_Toc210727100"/>
       <w:r>
         <w:t>The AI Powered Hospital Information Management System (HIMS</w:t>
       </w:r>
@@ -1315,7 +1313,19 @@
         <w:jc w:val="both"/>
       </w:pPr>
       <w:r>
-        <w:t>The platform also provides smart appointment scheduling with real-time queue tracking, enabling patients to monitor their turn and arrive at the hospital only when needed. Additional functionalities include digital medical record management, prescription history tracking, direct communication between patients and doctors, and transparent billing services. By centralizing healthcare processes into a single digital system, the proposed HIMS</w:t>
+        <w:t>The platform also provides smart appointment scheduling with real-time queue tracking, enabling patients to monitor their turn and arrive at the hospital only when needed. Additional functionalities include digital medical record management, prescription history tracking, direct communication between patients and doctor</w:t>
+      </w:r>
+      <w:r>
+        <w:t>’</w:t>
+      </w:r>
+      <w:r>
+        <w:t>s</w:t>
+      </w:r>
+      <w:r>
+        <w:t xml:space="preserve"> receptionist</w:t>
+      </w:r>
+      <w:r>
+        <w:t>, and transparent billing services. By centralizing healthcare processes into a single digital system, the proposed HIMS</w:t>
       </w:r>
       <w:r>
         <w:t>-AI</w:t>
@@ -1335,7 +1345,7 @@
       <w:r>
         <w:t>Background and Justification</w:t>
       </w:r>
-      <w:bookmarkEnd w:id="18"/>
+      <w:bookmarkEnd w:id="17"/>
     </w:p>
     <w:p>
       <w:pPr>
@@ -1392,7 +1402,13 @@
         <w:t>AI-Driven Medical Note Automation:</w:t>
       </w:r>
       <w:r>
-        <w:t xml:space="preserve"> Using speech-to-text and natural language processing, the system listens to conversations between doctors and patients, highlights medically relevant information, and presents it to the doctor for confirmation. Only after validation does the system store this structured data into the hospital’s database, ensuring accuracy and accountability.</w:t>
+        <w:t xml:space="preserve"> Using speech-to-text and natural language processing, the system listens to conversations between doctors and patients, highlights medically relevant information, and presents it to the doctor for confirmat</w:t>
+      </w:r>
+      <w:r>
+        <w:t xml:space="preserve">ion. Only after validation, </w:t>
+      </w:r>
+      <w:r>
+        <w:t>the system store this structured data into the hospital’s database, ensuring accuracy and accountability.</w:t>
       </w:r>
     </w:p>
     <w:p>
@@ -1469,11 +1485,9 @@
       <w:r>
         <w:t xml:space="preserve">ile keeping doctors in </w:t>
       </w:r>
-      <w:proofErr w:type="gramStart"/>
-      <w:r>
-        <w:t>control,</w:t>
-      </w:r>
-      <w:proofErr w:type="gramEnd"/>
+      <w:r>
+        <w:t>control</w:t>
+      </w:r>
       <w:r>
         <w:t xml:space="preserve"> </w:t>
       </w:r>
@@ -1526,18 +1540,18 @@
           <w:numId w:val="4"/>
         </w:numPr>
       </w:pPr>
-      <w:bookmarkStart w:id="19" w:name="_Toc210727101"/>
+      <w:bookmarkStart w:id="18" w:name="_Toc210727101"/>
       <w:r>
         <w:t>Research Methodology</w:t>
       </w:r>
-      <w:bookmarkEnd w:id="19"/>
+      <w:bookmarkEnd w:id="18"/>
     </w:p>
     <w:p>
       <w:pPr>
         <w:pStyle w:val="NormalWeb"/>
         <w:jc w:val="both"/>
       </w:pPr>
-      <w:bookmarkStart w:id="20" w:name="_Toc49535565"/>
+      <w:bookmarkStart w:id="19" w:name="_Toc49535565"/>
       <w:r>
         <w:t>The research methodology for this project is structured into sequential steps to ensure systematic development and evaluation of the proposed hospital management system with AI-assisted note-taking. The first step involves requirement gathering and system design, where workflows of doctors, assistants, and patients will be studied to identify data flow, challenges in multilingual conversation, and necessary features. This phase will be followed by designing the system architecture, including the AI/NLP module, backend, frontend, and database schema.</w:t>
       </w:r>
@@ -1586,12 +1600,12 @@
           <w:numId w:val="4"/>
         </w:numPr>
       </w:pPr>
-      <w:bookmarkStart w:id="21" w:name="_Toc210727102"/>
+      <w:bookmarkStart w:id="20" w:name="_Toc210727102"/>
       <w:r>
         <w:t>Project Scope</w:t>
       </w:r>
+      <w:bookmarkEnd w:id="19"/>
       <w:bookmarkEnd w:id="20"/>
-      <w:bookmarkEnd w:id="21"/>
     </w:p>
     <w:p>
       <w:pPr>
@@ -1779,10 +1793,7 @@
         <w:t xml:space="preserve"> </w:t>
       </w:r>
       <w:r>
-        <w:t>The system provides a secure messaging platform for healthcare-related communication, follow-ups, notifications, and information exchange within the h</w:t>
-      </w:r>
-      <w:r>
-        <w:t>ospital management environment.</w:t>
+        <w:t>The system provides a secure messaging platform for healthcare-related communication, follow-ups, notifications, and information exchange within the hospital management environment.</w:t>
       </w:r>
     </w:p>
     <w:p>
@@ -2049,11 +2060,11 @@
           <w:numId w:val="4"/>
         </w:numPr>
       </w:pPr>
-      <w:bookmarkStart w:id="22" w:name="_Toc210727103"/>
+      <w:bookmarkStart w:id="21" w:name="_Toc210727103"/>
       <w:r>
         <w:t>High level Project Plan</w:t>
       </w:r>
-      <w:bookmarkEnd w:id="22"/>
+      <w:bookmarkEnd w:id="21"/>
     </w:p>
     <w:p/>
     <w:p>
@@ -2097,12 +2108,12 @@
           <w:numId w:val="4"/>
         </w:numPr>
       </w:pPr>
-      <w:bookmarkStart w:id="23" w:name="_Toc210727104"/>
+      <w:bookmarkStart w:id="22" w:name="_Toc210727104"/>
       <w:r>
         <w:lastRenderedPageBreak/>
         <w:t>References</w:t>
       </w:r>
-      <w:bookmarkEnd w:id="23"/>
+      <w:bookmarkEnd w:id="22"/>
     </w:p>
     <w:p>
       <w:pPr>
@@ -2356,6 +2367,8 @@
           <w:t>https://www.nature.com/articles/s41746-018-0066-9</w:t>
         </w:r>
       </w:hyperlink>
+      <w:bookmarkStart w:id="23" w:name="_GoBack"/>
+      <w:bookmarkEnd w:id="23"/>
     </w:p>
     <w:sectPr>
       <w:pgSz w:w="12240" w:h="15840"/>
@@ -7001,7 +7014,7 @@
 </file>
 
 <file path=customXml/itemProps1.xml><?xml version="1.0" encoding="utf-8"?>
-<ds:datastoreItem xmlns:ds="http://schemas.openxmlformats.org/officeDocument/2006/customXml" ds:itemID="{D85AC0D4-792F-4B82-B85C-DBD268F74DD0}">
+<ds:datastoreItem xmlns:ds="http://schemas.openxmlformats.org/officeDocument/2006/customXml" ds:itemID="{7B6D06FB-DBD5-4479-9EAE-0766D7B72F18}">
   <ds:schemaRefs>
     <ds:schemaRef ds:uri="http://schemas.openxmlformats.org/officeDocument/2006/bibliography"/>
   </ds:schemaRefs>

--- a/Project Proposal/Project_Proposal_final.docx
+++ b/Project Proposal/Project_Proposal_final.docx
@@ -1,6 +1,6 @@
 
 <file path=word/document.xml><?xml version="1.0" encoding="utf-8"?>
-<w:document xmlns:wpc="http://schemas.microsoft.com/office/word/2010/wordprocessingCanvas" xmlns:cx="http://schemas.microsoft.com/office/drawing/2014/chartex" xmlns:cx1="http://schemas.microsoft.com/office/drawing/2015/9/8/chartex" xmlns:mc="http://schemas.openxmlformats.org/markup-compatibility/2006" xmlns:o="urn:schemas-microsoft-com:office:office" xmlns:r="http://schemas.openxmlformats.org/officeDocument/2006/relationships" xmlns:m="http://schemas.openxmlformats.org/officeDocument/2006/math" xmlns:v="urn:schemas-microsoft-com:vml" xmlns:wp14="http://schemas.microsoft.com/office/word/2010/wordprocessingDrawing" xmlns:wp="http://schemas.openxmlformats.org/drawingml/2006/wordprocessingDrawing" xmlns:w10="urn:schemas-microsoft-com:office:word" xmlns:w="http://schemas.openxmlformats.org/wordprocessingml/2006/main" xmlns:w14="http://schemas.microsoft.com/office/word/2010/wordml" xmlns:w15="http://schemas.microsoft.com/office/word/2012/wordml" xmlns:w16se="http://schemas.microsoft.com/office/word/2015/wordml/symex" xmlns:wpg="http://schemas.microsoft.com/office/word/2010/wordprocessingGroup" xmlns:wpi="http://schemas.microsoft.com/office/word/2010/wordprocessingInk" xmlns:wne="http://schemas.microsoft.com/office/word/2006/wordml" xmlns:wps="http://schemas.microsoft.com/office/word/2010/wordprocessingShape" mc:Ignorable="w14 w15 w16se wp14">
+<w:document xmlns:wpc="http://schemas.microsoft.com/office/word/2010/wordprocessingCanvas" xmlns:cx="http://schemas.microsoft.com/office/drawing/2014/chartex" xmlns:cx1="http://schemas.microsoft.com/office/drawing/2015/9/8/chartex" xmlns:cx2="http://schemas.microsoft.com/office/drawing/2015/10/21/chartex" xmlns:cx3="http://schemas.microsoft.com/office/drawing/2016/5/9/chartex" xmlns:cx4="http://schemas.microsoft.com/office/drawing/2016/5/10/chartex" xmlns:cx5="http://schemas.microsoft.com/office/drawing/2016/5/11/chartex" xmlns:cx6="http://schemas.microsoft.com/office/drawing/2016/5/12/chartex" xmlns:cx7="http://schemas.microsoft.com/office/drawing/2016/5/13/chartex" xmlns:cx8="http://schemas.microsoft.com/office/drawing/2016/5/14/chartex" xmlns:mc="http://schemas.openxmlformats.org/markup-compatibility/2006" xmlns:aink="http://schemas.microsoft.com/office/drawing/2016/ink" xmlns:am3d="http://schemas.microsoft.com/office/drawing/2017/model3d" xmlns:o="urn:schemas-microsoft-com:office:office" xmlns:oel="http://schemas.microsoft.com/office/2019/extlst" xmlns:r="http://schemas.openxmlformats.org/officeDocument/2006/relationships" xmlns:m="http://schemas.openxmlformats.org/officeDocument/2006/math" xmlns:v="urn:schemas-microsoft-com:vml" xmlns:wp14="http://schemas.microsoft.com/office/word/2010/wordprocessingDrawing" xmlns:wp="http://schemas.openxmlformats.org/drawingml/2006/wordprocessingDrawing" xmlns:w10="urn:schemas-microsoft-com:office:word" xmlns:w="http://schemas.openxmlformats.org/wordprocessingml/2006/main" xmlns:w14="http://schemas.microsoft.com/office/word/2010/wordml" xmlns:w15="http://schemas.microsoft.com/office/word/2012/wordml" xmlns:w16cex="http://schemas.microsoft.com/office/word/2018/wordml/cex" xmlns:w16cid="http://schemas.microsoft.com/office/word/2016/wordml/cid" xmlns:w16="http://schemas.microsoft.com/office/word/2018/wordml" xmlns:w16du="http://schemas.microsoft.com/office/word/2023/wordml/word16du" xmlns:w16sdtdh="http://schemas.microsoft.com/office/word/2020/wordml/sdtdatahash" xmlns:w16sdtfl="http://schemas.microsoft.com/office/word/2024/wordml/sdtformatlock" xmlns:w16se="http://schemas.microsoft.com/office/word/2015/wordml/symex" xmlns:wpg="http://schemas.microsoft.com/office/word/2010/wordprocessingGroup" xmlns:wpi="http://schemas.microsoft.com/office/word/2010/wordprocessingInk" xmlns:wne="http://schemas.microsoft.com/office/word/2006/wordml" xmlns:wps="http://schemas.microsoft.com/office/word/2010/wordprocessingShape" mc:Ignorable="w14 w15 w16se w16cid w16 w16cex w16sdtdh w16sdtfl w16du wp14">
   <w:body>
     <w:p>
       <w:pPr>
@@ -72,7 +72,7 @@
           <v:rect id="rectole0000000000" o:spid="_x0000_i1025" style="width:147pt;height:150pt" o:ole="" o:preferrelative="t" stroked="f">
             <v:imagedata r:id="rId6" o:title=""/>
           </v:rect>
-          <o:OLEObject Type="Embed" ProgID="StaticMetafile" ShapeID="rectole0000000000" DrawAspect="Content" ObjectID="_1840514980" r:id="rId7"/>
+          <o:OLEObject Type="Embed" ProgID="StaticMetafile" ShapeID="rectole0000000000" DrawAspect="Content" ObjectID="_1840800540" r:id="rId7"/>
         </w:object>
       </w:r>
     </w:p>
@@ -1504,17 +1504,23 @@
         <w:t>”</w:t>
       </w:r>
       <w:r>
-        <w:t xml:space="preserve"> Built with advanced technologies such as Wh</w:t>
-      </w:r>
-      <w:r>
-        <w:t>isper AI for transcription, spac</w:t>
-      </w:r>
-      <w:r>
-        <w:t xml:space="preserve">y/Med7 for medical entity recognition, React and Django for system development, and PostgreSQL for secure data </w:t>
+        <w:t xml:space="preserve"> Built with advanced technologies such as </w:t>
+      </w:r>
+      <w:r>
+        <w:t>Deepgram AI</w:t>
+      </w:r>
+      <w:r>
+        <w:t xml:space="preserve"> for transcription, </w:t>
+      </w:r>
+      <w:r>
+        <w:t>GPT based models</w:t>
+      </w:r>
+      <w:r>
+        <w:t xml:space="preserve"> for medical entity recognition, React and Django for system development, and PostgreSQL for secure </w:t>
       </w:r>
       <w:r>
         <w:lastRenderedPageBreak/>
-        <w:t xml:space="preserve">storage, this solution is robust and adaptable to modern healthcare needs. </w:t>
+        <w:t xml:space="preserve">data storage, this solution is robust and adaptable to modern healthcare needs. </w:t>
       </w:r>
       <w:r>
         <w:t>“</w:t>
@@ -1874,15 +1880,7 @@
         <w:t xml:space="preserve"> </w:t>
       </w:r>
       <w:r>
-        <w:t xml:space="preserve">Aggregated hospital data </w:t>
-      </w:r>
-      <w:proofErr w:type="gramStart"/>
-      <w:r>
-        <w:t>can be used</w:t>
-      </w:r>
-      <w:proofErr w:type="gramEnd"/>
-      <w:r>
-        <w:t xml:space="preserve"> to analyze patient trends, workload distribution, consultation frequen</w:t>
+        <w:t>Aggregated hospital data can be used to analyze patient trends, workload distribution, consultation frequen</w:t>
       </w:r>
       <w:r>
         <w:t>cy, and operational efficiency.</w:t>
@@ -1920,15 +1918,7 @@
         <w:t xml:space="preserve"> </w:t>
       </w:r>
       <w:r>
-        <w:t xml:space="preserve">The system will </w:t>
-      </w:r>
-      <w:proofErr w:type="gramStart"/>
-      <w:r>
-        <w:t>not independently</w:t>
-      </w:r>
-      <w:proofErr w:type="gramEnd"/>
-      <w:r>
-        <w:t xml:space="preserve"> diagnose diseases, prescribe medicines, or recommend treatments without d</w:t>
+        <w:t>The system will not independently diagnose diseases, prescribe medicines, or recommend treatments without d</w:t>
       </w:r>
       <w:r>
         <w:t>octor involvement and approval.</w:t>
@@ -1991,15 +1981,7 @@
         <w:t xml:space="preserve"> </w:t>
       </w:r>
       <w:r>
-        <w:t xml:space="preserve">The platform </w:t>
-      </w:r>
-      <w:proofErr w:type="gramStart"/>
-      <w:r>
-        <w:t>is not intended</w:t>
-      </w:r>
-      <w:proofErr w:type="gramEnd"/>
-      <w:r>
-        <w:t xml:space="preserve"> to function as an emergency dispatch or</w:t>
+        <w:t>The platform is not intended to function as an emergency dispatch or</w:t>
       </w:r>
       <w:r>
         <w:t xml:space="preserve"> ambulance coordination system.</w:t>
@@ -2046,7 +2028,13 @@
         <w:t>Multilingual Limitation:</w:t>
       </w:r>
       <w:r>
-        <w:t xml:space="preserve"> The system currently supports English, Urdu, and Punjabi only and does not provide support for additional regional or international languages</w:t>
+        <w:t xml:space="preserve"> The system currently supports English</w:t>
+      </w:r>
+      <w:r>
+        <w:t xml:space="preserve"> and Urdu </w:t>
+      </w:r>
+      <w:r>
+        <w:t>only and does not provide support for additional regional or international languages</w:t>
       </w:r>
       <w:r>
         <w:t xml:space="preserve"> in the present implementation.</w:t>
@@ -2367,8 +2355,6 @@
           <w:t>https://www.nature.com/articles/s41746-018-0066-9</w:t>
         </w:r>
       </w:hyperlink>
-      <w:bookmarkStart w:id="23" w:name="_GoBack"/>
-      <w:bookmarkEnd w:id="23"/>
     </w:p>
     <w:sectPr>
       <w:pgSz w:w="12240" w:h="15840"/>
@@ -2381,7 +2367,7 @@
 </file>
 
 <file path=word/numbering.xml><?xml version="1.0" encoding="utf-8"?>
-<w:numbering xmlns:wpc="http://schemas.microsoft.com/office/word/2010/wordprocessingCanvas" xmlns:cx="http://schemas.microsoft.com/office/drawing/2014/chartex" xmlns:cx1="http://schemas.microsoft.com/office/drawing/2015/9/8/chartex" xmlns:mc="http://schemas.openxmlformats.org/markup-compatibility/2006" xmlns:o="urn:schemas-microsoft-com:office:office" xmlns:r="http://schemas.openxmlformats.org/officeDocument/2006/relationships" xmlns:m="http://schemas.openxmlformats.org/officeDocument/2006/math" xmlns:v="urn:schemas-microsoft-com:vml" xmlns:wp14="http://schemas.microsoft.com/office/word/2010/wordprocessingDrawing" xmlns:wp="http://schemas.openxmlformats.org/drawingml/2006/wordprocessingDrawing" xmlns:w10="urn:schemas-microsoft-com:office:word" xmlns:w="http://schemas.openxmlformats.org/wordprocessingml/2006/main" xmlns:w14="http://schemas.microsoft.com/office/word/2010/wordml" xmlns:w15="http://schemas.microsoft.com/office/word/2012/wordml" xmlns:w16se="http://schemas.microsoft.com/office/word/2015/wordml/symex" xmlns:wpg="http://schemas.microsoft.com/office/word/2010/wordprocessingGroup" xmlns:wpi="http://schemas.microsoft.com/office/word/2010/wordprocessingInk" xmlns:wne="http://schemas.microsoft.com/office/word/2006/wordml" xmlns:wps="http://schemas.microsoft.com/office/word/2010/wordprocessingShape" mc:Ignorable="w14 w15 w16se wp14">
+<w:numbering xmlns:wpc="http://schemas.microsoft.com/office/word/2010/wordprocessingCanvas" xmlns:cx="http://schemas.microsoft.com/office/drawing/2014/chartex" xmlns:cx1="http://schemas.microsoft.com/office/drawing/2015/9/8/chartex" xmlns:cx2="http://schemas.microsoft.com/office/drawing/2015/10/21/chartex" xmlns:cx3="http://schemas.microsoft.com/office/drawing/2016/5/9/chartex" xmlns:cx4="http://schemas.microsoft.com/office/drawing/2016/5/10/chartex" xmlns:cx5="http://schemas.microsoft.com/office/drawing/2016/5/11/chartex" xmlns:cx6="http://schemas.microsoft.com/office/drawing/2016/5/12/chartex" xmlns:cx7="http://schemas.microsoft.com/office/drawing/2016/5/13/chartex" xmlns:cx8="http://schemas.microsoft.com/office/drawing/2016/5/14/chartex" xmlns:mc="http://schemas.openxmlformats.org/markup-compatibility/2006" xmlns:aink="http://schemas.microsoft.com/office/drawing/2016/ink" xmlns:am3d="http://schemas.microsoft.com/office/drawing/2017/model3d" xmlns:o="urn:schemas-microsoft-com:office:office" xmlns:oel="http://schemas.microsoft.com/office/2019/extlst" xmlns:r="http://schemas.openxmlformats.org/officeDocument/2006/relationships" xmlns:m="http://schemas.openxmlformats.org/officeDocument/2006/math" xmlns:v="urn:schemas-microsoft-com:vml" xmlns:wp14="http://schemas.microsoft.com/office/word/2010/wordprocessingDrawing" xmlns:wp="http://schemas.openxmlformats.org/drawingml/2006/wordprocessingDrawing" xmlns:w10="urn:schemas-microsoft-com:office:word" xmlns:w="http://schemas.openxmlformats.org/wordprocessingml/2006/main" xmlns:w14="http://schemas.microsoft.com/office/word/2010/wordml" xmlns:w15="http://schemas.microsoft.com/office/word/2012/wordml" xmlns:w16cex="http://schemas.microsoft.com/office/word/2018/wordml/cex" xmlns:w16cid="http://schemas.microsoft.com/office/word/2016/wordml/cid" xmlns:w16="http://schemas.microsoft.com/office/word/2018/wordml" xmlns:w16du="http://schemas.microsoft.com/office/word/2023/wordml/word16du" xmlns:w16sdtdh="http://schemas.microsoft.com/office/word/2020/wordml/sdtdatahash" xmlns:w16sdtfl="http://schemas.microsoft.com/office/word/2024/wordml/sdtformatlock" xmlns:w16se="http://schemas.microsoft.com/office/word/2015/wordml/symex" xmlns:wpg="http://schemas.microsoft.com/office/word/2010/wordprocessingGroup" xmlns:wpi="http://schemas.microsoft.com/office/word/2010/wordprocessingInk" xmlns:wne="http://schemas.microsoft.com/office/word/2006/wordml" xmlns:wps="http://schemas.microsoft.com/office/word/2010/wordprocessingShape" mc:Ignorable="w14 w15 w16se w16cid w16 w16cex w16sdtdh w16sdtfl w16du wp14">
   <w:abstractNum w:abstractNumId="0" w15:restartNumberingAfterBreak="0">
     <w:nsid w:val="03225BB1"/>
     <w:multiLevelType w:val="hybridMultilevel"/>
@@ -4644,68 +4630,68 @@
       </w:pPr>
     </w:lvl>
   </w:abstractNum>
-  <w:num w:numId="1">
+  <w:num w:numId="1" w16cid:durableId="270741385">
     <w:abstractNumId w:val="3"/>
   </w:num>
-  <w:num w:numId="2">
+  <w:num w:numId="2" w16cid:durableId="1915890026">
     <w:abstractNumId w:val="2"/>
   </w:num>
-  <w:num w:numId="3">
+  <w:num w:numId="3" w16cid:durableId="2000502904">
     <w:abstractNumId w:val="4"/>
   </w:num>
-  <w:num w:numId="4">
+  <w:num w:numId="4" w16cid:durableId="1998146470">
     <w:abstractNumId w:val="10"/>
   </w:num>
-  <w:num w:numId="5">
+  <w:num w:numId="5" w16cid:durableId="1730182758">
     <w:abstractNumId w:val="11"/>
   </w:num>
-  <w:num w:numId="6">
+  <w:num w:numId="6" w16cid:durableId="1565021913">
     <w:abstractNumId w:val="14"/>
   </w:num>
-  <w:num w:numId="7">
+  <w:num w:numId="7" w16cid:durableId="44834119">
     <w:abstractNumId w:val="0"/>
   </w:num>
-  <w:num w:numId="8">
+  <w:num w:numId="8" w16cid:durableId="307562650">
     <w:abstractNumId w:val="17"/>
   </w:num>
-  <w:num w:numId="9">
+  <w:num w:numId="9" w16cid:durableId="1773743114">
     <w:abstractNumId w:val="15"/>
   </w:num>
-  <w:num w:numId="10">
+  <w:num w:numId="10" w16cid:durableId="82650635">
     <w:abstractNumId w:val="6"/>
   </w:num>
-  <w:num w:numId="11">
+  <w:num w:numId="11" w16cid:durableId="1296062582">
     <w:abstractNumId w:val="12"/>
   </w:num>
-  <w:num w:numId="12">
+  <w:num w:numId="12" w16cid:durableId="1367176032">
     <w:abstractNumId w:val="18"/>
   </w:num>
-  <w:num w:numId="13">
+  <w:num w:numId="13" w16cid:durableId="740373446">
     <w:abstractNumId w:val="7"/>
   </w:num>
-  <w:num w:numId="14">
+  <w:num w:numId="14" w16cid:durableId="952710921">
     <w:abstractNumId w:val="9"/>
   </w:num>
-  <w:num w:numId="15">
+  <w:num w:numId="15" w16cid:durableId="1148669557">
     <w:abstractNumId w:val="5"/>
   </w:num>
-  <w:num w:numId="16">
+  <w:num w:numId="16" w16cid:durableId="515966593">
     <w:abstractNumId w:val="13"/>
   </w:num>
-  <w:num w:numId="17">
+  <w:num w:numId="17" w16cid:durableId="313485424">
     <w:abstractNumId w:val="1"/>
   </w:num>
-  <w:num w:numId="18">
+  <w:num w:numId="18" w16cid:durableId="994189514">
     <w:abstractNumId w:val="8"/>
   </w:num>
-  <w:num w:numId="19">
+  <w:num w:numId="19" w16cid:durableId="382675936">
     <w:abstractNumId w:val="16"/>
   </w:num>
 </w:numbering>
 </file>
 
 <file path=word/styles.xml><?xml version="1.0" encoding="utf-8"?>
-<w:styles xmlns:mc="http://schemas.openxmlformats.org/markup-compatibility/2006" xmlns:r="http://schemas.openxmlformats.org/officeDocument/2006/relationships" xmlns:w="http://schemas.openxmlformats.org/wordprocessingml/2006/main" xmlns:w14="http://schemas.microsoft.com/office/word/2010/wordml" xmlns:w15="http://schemas.microsoft.com/office/word/2012/wordml" xmlns:w16se="http://schemas.microsoft.com/office/word/2015/wordml/symex" mc:Ignorable="w14 w15 w16se">
+<w:styles xmlns:mc="http://schemas.openxmlformats.org/markup-compatibility/2006" xmlns:r="http://schemas.openxmlformats.org/officeDocument/2006/relationships" xmlns:w="http://schemas.openxmlformats.org/wordprocessingml/2006/main" xmlns:w14="http://schemas.microsoft.com/office/word/2010/wordml" xmlns:w15="http://schemas.microsoft.com/office/word/2012/wordml" xmlns:w16cex="http://schemas.microsoft.com/office/word/2018/wordml/cex" xmlns:w16cid="http://schemas.microsoft.com/office/word/2016/wordml/cid" xmlns:w16="http://schemas.microsoft.com/office/word/2018/wordml" xmlns:w16du="http://schemas.microsoft.com/office/word/2023/wordml/word16du" xmlns:w16sdtdh="http://schemas.microsoft.com/office/word/2020/wordml/sdtdatahash" xmlns:w16sdtfl="http://schemas.microsoft.com/office/word/2024/wordml/sdtformatlock" xmlns:w16se="http://schemas.microsoft.com/office/word/2015/wordml/symex" mc:Ignorable="w14 w15 w16se w16cid w16 w16cex w16sdtdh w16sdtfl w16du">
   <w:docDefaults>
     <w:rPrDefault>
       <w:rPr>
@@ -4715,7 +4701,7 @@
     </w:rPrDefault>
     <w:pPrDefault/>
   </w:docDefaults>
-  <w:latentStyles w:defLockedState="0" w:defUIPriority="99" w:defSemiHidden="0" w:defUnhideWhenUsed="0" w:defQFormat="0" w:count="371">
+  <w:latentStyles w:defLockedState="0" w:defUIPriority="99" w:defSemiHidden="0" w:defUnhideWhenUsed="0" w:defQFormat="0" w:count="376">
     <w:lsdException w:name="Normal" w:uiPriority="0" w:qFormat="1"/>
     <w:lsdException w:name="heading 1" w:uiPriority="9" w:qFormat="1"/>
     <w:lsdException w:name="heading 2" w:uiPriority="9" w:qFormat="1"/>
@@ -5087,6 +5073,11 @@
     <w:lsdException w:name="List Table 5 Dark Accent 6" w:uiPriority="50"/>
     <w:lsdException w:name="List Table 6 Colorful Accent 6" w:uiPriority="51"/>
     <w:lsdException w:name="List Table 7 Colorful Accent 6" w:uiPriority="52"/>
+    <w:lsdException w:name="Mention" w:semiHidden="1" w:unhideWhenUsed="1"/>
+    <w:lsdException w:name="Smart Hyperlink" w:semiHidden="1" w:unhideWhenUsed="1"/>
+    <w:lsdException w:name="Hashtag" w:semiHidden="1" w:unhideWhenUsed="1"/>
+    <w:lsdException w:name="Unresolved Mention" w:semiHidden="1" w:unhideWhenUsed="1"/>
+    <w:lsdException w:name="Smart Link" w:semiHidden="1" w:unhideWhenUsed="1"/>
   </w:latentStyles>
   <w:style w:type="paragraph" w:default="1" w:styleId="Normal">
     <w:name w:val="Normal"/>
